--- a/drafts/sir-multiplex-hypergraphs/fig1_report.docx
+++ b/drafts/sir-multiplex-hypergraphs/fig1_report.docx
@@ -6210,7 +6210,7 @@
           <w:i w:val="false"/>
           <w:iCs w:val="false"/>
         </w:rPr>
-        <w:t xml:space="preserve">≈4.3</w:t>
+        <w:t xml:space="preserve">≈4.4</w:t>
       </w:r>
       <w:r>
         <w:rPr>
@@ -6232,7 +6232,7 @@
           <w:i w:val="false"/>
           <w:iCs w:val="false"/>
         </w:rPr>
-        <w:t xml:space="preserve">≈3.5</w:t>
+        <w:t xml:space="preserve">≈3.6</w:t>
       </w:r>
       <w:r>
         <w:rPr>
@@ -7291,7 +7291,7 @@
         <w:rPr>
           <w:rFonts w:ascii="Times New Roman" w:cs="Times New Roman" w:eastAsia="SimSun" w:hAnsi="Times New Roman"/>
         </w:rPr>
-        <w:t xml:space="preserve">、峰位在时间</w:t>
+        <w:t xml:space="preserve">；对峰邻域作</w:t>
       </w:r>
     </w:p>
     <w:p>
@@ -7303,15 +7303,7 @@
         <w:rPr>
           <w:rFonts w:ascii="Times New Roman" w:cs="Times New Roman" w:eastAsia="SimSun" w:hAnsi="Times New Roman"/>
         </w:rPr>
-        <w:t xml:space="preserve">网格分辨率（</w:t>
-      </w:r>
-      <w:r>
-        <w:rPr>
-          <w:rFonts w:ascii="Cambria Math" w:eastAsia="SimSun" w:hAnsi="Cambria Math"/>
-          <w:i w:val="false"/>
-          <w:iCs w:val="false"/>
-        </w:rPr>
-        <w:t xml:space="preserve">Δ</w:t>
+        <w:t xml:space="preserve">抛物线插值以消除网格离散后，闭合与仿真的峰位分别为 </w:t>
       </w:r>
       <w:r>
         <w:rPr>
@@ -7327,27 +7319,27 @@
           <w:i w:val="false"/>
           <w:iCs w:val="false"/>
         </w:rPr>
-        <w:t xml:space="preserve">=0.25</w:t>
-      </w:r>
-      <w:r>
-        <w:rPr>
-          <w:rFonts w:ascii="Times New Roman" w:cs="Times New Roman" w:eastAsia="SimSun" w:hAnsi="Times New Roman"/>
-        </w:rPr>
-        <w:t xml:space="preserve">）内一致；度均场则系统性偏离。偏差随系统规模的标度进一步表明，群体闭合的误差随 </w:t>
-      </w:r>
-      <w:r>
-        <w:rPr>
-          <w:rFonts w:ascii="Cambria Math" w:eastAsia="SimSun" w:hAnsi="Cambria Math"/>
-          <w:i/>
-          <w:iCs/>
-        </w:rPr>
-        <w:t xml:space="preserve">N</w:t>
-      </w:r>
-      <w:r>
-        <w:rPr>
-          <w:rFonts w:ascii="Times New Roman" w:cs="Times New Roman" w:eastAsia="SimSun" w:hAnsi="Times New Roman"/>
-        </w:rPr>
-        <w:t xml:space="preserve"> 增大单调趋零（至</w:t>
+        <w:t xml:space="preserve">=4.38</w:t>
+      </w:r>
+      <w:r>
+        <w:rPr>
+          <w:rFonts w:ascii="Times New Roman" w:cs="Times New Roman" w:eastAsia="SimSun" w:hAnsi="Times New Roman"/>
+        </w:rPr>
+        <w:t xml:space="preserve"> 与 </w:t>
+      </w:r>
+      <w:r>
+        <w:rPr>
+          <w:rFonts w:ascii="Cambria Math" w:eastAsia="SimSun" w:hAnsi="Cambria Math"/>
+          <w:i w:val="false"/>
+          <w:iCs w:val="false"/>
+        </w:rPr>
+        <w:t xml:space="preserve">4.37</w:t>
+      </w:r>
+      <w:r>
+        <w:rPr>
+          <w:rFonts w:ascii="Times New Roman" w:cs="Times New Roman" w:eastAsia="SimSun" w:hAnsi="Times New Roman"/>
+        </w:rPr>
+        <w:t xml:space="preserve">，相差约</w:t>
       </w:r>
     </w:p>
     <w:p>
@@ -7358,6 +7350,20 @@
       <w:r>
         <w:rPr>
           <w:rFonts w:ascii="Cambria Math" w:eastAsia="SimSun" w:hAnsi="Cambria Math"/>
+          <w:i w:val="false"/>
+          <w:iCs w:val="false"/>
+        </w:rPr>
+        <w:t xml:space="preserve">0.01</w:t>
+      </w:r>
+      <w:r>
+        <w:rPr>
+          <w:rFonts w:ascii="Times New Roman" w:cs="Times New Roman" w:eastAsia="SimSun" w:hAnsi="Times New Roman"/>
+        </w:rPr>
+        <w:t xml:space="preserve">；度均场则系统性偏离。偏差随系统规模的标度进一步表明，群体闭合的误差随 </w:t>
+      </w:r>
+      <w:r>
+        <w:rPr>
+          <w:rFonts w:ascii="Cambria Math" w:eastAsia="SimSun" w:hAnsi="Cambria Math"/>
           <w:i/>
           <w:iCs/>
         </w:rPr>
@@ -7365,17 +7371,9 @@
       </w:r>
       <w:r>
         <w:rPr>
-          <w:rFonts w:ascii="Cambria Math" w:eastAsia="SimSun" w:hAnsi="Cambria Math"/>
-          <w:i w:val="false"/>
-          <w:iCs w:val="false"/>
-        </w:rPr>
-        <w:t xml:space="preserve">=8000</w:t>
-      </w:r>
-      <w:r>
-        <w:rPr>
-          <w:rFonts w:ascii="Times New Roman" w:cs="Times New Roman" w:eastAsia="SimSun" w:hAnsi="Times New Roman"/>
-        </w:rPr>
-        <w:t xml:space="preserve"> 已落入蒙特卡洛噪声），而度均场的误差收敛到非零平台——两者不是同一类误差：</w:t>
+          <w:rFonts w:ascii="Times New Roman" w:cs="Times New Roman" w:eastAsia="SimSun" w:hAnsi="Times New Roman"/>
+        </w:rPr>
+        <w:t xml:space="preserve"> 增大单调趋零（至</w:t>
       </w:r>
     </w:p>
     <w:p>
@@ -7385,9 +7383,25 @@
       </w:pPr>
       <w:r>
         <w:rPr>
-          <w:rFonts w:ascii="Times New Roman" w:cs="Times New Roman" w:eastAsia="SimSun" w:hAnsi="Times New Roman"/>
-        </w:rPr>
-        <w:t xml:space="preserve">前者可靠增大系统消除，后者是闭合层级的误差，不能。</w:t>
+          <w:rFonts w:ascii="Cambria Math" w:eastAsia="SimSun" w:hAnsi="Cambria Math"/>
+          <w:i/>
+          <w:iCs/>
+        </w:rPr>
+        <w:t xml:space="preserve">N</w:t>
+      </w:r>
+      <w:r>
+        <w:rPr>
+          <w:rFonts w:ascii="Cambria Math" w:eastAsia="SimSun" w:hAnsi="Cambria Math"/>
+          <w:i w:val="false"/>
+          <w:iCs w:val="false"/>
+        </w:rPr>
+        <w:t xml:space="preserve">=8000</w:t>
+      </w:r>
+      <w:r>
+        <w:rPr>
+          <w:rFonts w:ascii="Times New Roman" w:cs="Times New Roman" w:eastAsia="SimSun" w:hAnsi="Times New Roman"/>
+        </w:rPr>
+        <w:t xml:space="preserve"> 已落入蒙特卡洛噪声），而度均场的误差收敛到非零平台——两者不是同一类误差：</w:t>
       </w:r>
     </w:p>
     <w:p>
@@ -7398,6 +7412,18 @@
       <w:r>
         <w:rPr>
           <w:rFonts w:ascii="Times New Roman" w:cs="Times New Roman" w:eastAsia="SimSun" w:hAnsi="Times New Roman"/>
+        </w:rPr>
+        <w:t xml:space="preserve">前者可靠增大系统消除，后者是闭合层级的误差，不能。</w:t>
+      </w:r>
+    </w:p>
+    <w:p>
+      <w:pPr>
+        <w:spacing w:after="120" w:before="120" w:line="320" w:lineRule="auto"/>
+        <w:jc w:val="both"/>
+      </w:pPr>
+      <w:r>
+        <w:rPr>
+          <w:rFonts w:ascii="Times New Roman" w:cs="Times New Roman" w:eastAsia="SimSun" w:hAnsi="Times New Roman"/>
           <w:b/>
           <w:bCs/>
         </w:rPr>
@@ -7412,10 +7438,18 @@
       <w:r>
         <w:rPr>
           <w:rFonts w:ascii="Cambria Math" w:eastAsia="SimSun" w:hAnsi="Cambria Math"/>
-          <w:i w:val="false"/>
-          <w:iCs w:val="false"/>
-        </w:rPr>
-        <w:t xml:space="preserve">τ=1</w:t>
+          <w:i/>
+          <w:iCs/>
+        </w:rPr>
+        <w:t xml:space="preserve">m</w:t>
+      </w:r>
+      <w:r>
+        <w:rPr>
+          <w:rFonts w:ascii="Cambria Math" w:eastAsia="SimSun" w:hAnsi="Cambria Math"/>
+          <w:i w:val="false"/>
+          <w:iCs w:val="false"/>
+        </w:rPr>
+        <w:t xml:space="preserve">=2</w:t>
       </w:r>
       <w:r>
         <w:rPr>
@@ -7455,15 +7489,15 @@
         <w:rPr>
           <w:rFonts w:ascii="Times New Roman" w:cs="Times New Roman" w:eastAsia="SimSun" w:hAnsi="Times New Roman"/>
         </w:rPr>
-        <w:t xml:space="preserve"> 相差不超过 </w:t>
-      </w:r>
-      <w:r>
-        <w:rPr>
-          <w:rFonts w:ascii="Cambria Math" w:eastAsia="SimSun" w:hAnsi="Cambria Math"/>
-          <w:i w:val="false"/>
-          <w:iCs w:val="false"/>
-        </w:rPr>
-        <w:t xml:space="preserve">8×10</w:t>
+        <w:t xml:space="preserve"> 相差 </w:t>
+      </w:r>
+      <w:r>
+        <w:rPr>
+          <w:rFonts w:ascii="Cambria Math" w:eastAsia="SimSun" w:hAnsi="Cambria Math"/>
+          <w:i w:val="false"/>
+          <w:iCs w:val="false"/>
+        </w:rPr>
+        <w:t xml:space="preserve">3×10</w:t>
       </w:r>
       <w:r>
         <w:rPr>
@@ -7478,7 +7512,7 @@
         <w:rPr>
           <w:rFonts w:ascii="Times New Roman" w:cs="Times New Roman" w:eastAsia="SimSun" w:hAnsi="Times New Roman"/>
         </w:rPr>
-        <w:t xml:space="preserve">；</w:t>
+        <w:t xml:space="preserve">；群内级联</w:t>
       </w:r>
     </w:p>
     <w:p>
@@ -7488,12 +7522,6 @@
       </w:pPr>
       <w:r>
         <w:rPr>
-          <w:rFonts w:ascii="Times New Roman" w:cs="Times New Roman" w:eastAsia="SimSun" w:hAnsi="Times New Roman"/>
-        </w:rPr>
-        <w:t xml:space="preserve">群内级联 </w:t>
-      </w:r>
-      <w:r>
-        <w:rPr>
           <w:rFonts w:ascii="Cambria Math" w:eastAsia="SimSun" w:hAnsi="Cambria Math"/>
           <w:i/>
           <w:iCs/>
@@ -7504,30 +7532,43 @@
         <w:rPr>
           <w:rFonts w:ascii="Times New Roman" w:cs="Times New Roman" w:eastAsia="SimSun" w:hAnsi="Times New Roman"/>
         </w:rPr>
-        <w:t xml:space="preserve"> 由孤立群体的直接蒙特卡洛复核，五组参数一致到 </w:t>
-      </w:r>
-      <w:r>
-        <w:rPr>
-          <w:rFonts w:ascii="Cambria Math" w:eastAsia="SimSun" w:hAnsi="Cambria Math"/>
-          <w:i w:val="false"/>
-          <w:iCs w:val="false"/>
-        </w:rPr>
-        <w:t xml:space="preserve">3×10</w:t>
-      </w:r>
-      <w:r>
-        <w:rPr>
-          <w:rFonts w:ascii="Cambria Math" w:eastAsia="SimSun" w:hAnsi="Cambria Math"/>
-          <w:i w:val="false"/>
-          <w:iCs w:val="false"/>
-          <w:vertAlign w:val="superscript"/>
-        </w:rPr>
-        <w:t xml:space="preserve">-3</w:t>
-      </w:r>
-      <w:r>
-        <w:rPr>
-          <w:rFonts w:ascii="Times New Roman" w:cs="Times New Roman" w:eastAsia="SimSun" w:hAnsi="Times New Roman"/>
-        </w:rPr>
-        <w:t xml:space="preserve"> 以内；阈值</w:t>
+        <w:t xml:space="preserve"> 由孤立群体的直接蒙特卡洛复核，全部十五组参数（</w:t>
+      </w:r>
+      <w:r>
+        <w:rPr>
+          <w:rFonts w:ascii="Cambria Math" w:eastAsia="SimSun" w:hAnsi="Cambria Math"/>
+          <w:i/>
+          <w:iCs/>
+        </w:rPr>
+        <w:t xml:space="preserve">m</w:t>
+      </w:r>
+      <w:r>
+        <w:rPr>
+          <w:rFonts w:ascii="Cambria Math" w:eastAsia="SimSun" w:hAnsi="Cambria Math"/>
+          <w:i w:val="false"/>
+          <w:iCs w:val="false"/>
+        </w:rPr>
+        <w:t xml:space="preserve">=2,…,6</w:t>
+      </w:r>
+      <w:r>
+        <w:rPr>
+          <w:rFonts w:ascii="Times New Roman" w:cs="Times New Roman" w:eastAsia="SimSun" w:hAnsi="Times New Roman"/>
+        </w:rPr>
+        <w:t xml:space="preserve"> 与 </w:t>
+      </w:r>
+      <w:r>
+        <w:rPr>
+          <w:rFonts w:ascii="Cambria Math" w:eastAsia="SimSun" w:hAnsi="Cambria Math"/>
+          <w:i w:val="false"/>
+          <w:iCs w:val="false"/>
+        </w:rPr>
+        <w:t xml:space="preserve">λ=0.5,1,2</w:t>
+      </w:r>
+      <w:r>
+        <w:rPr>
+          <w:rFonts w:ascii="Times New Roman" w:cs="Times New Roman" w:eastAsia="SimSun" w:hAnsi="Times New Roman"/>
+        </w:rPr>
+        <w:t xml:space="preserve">）</w:t>
       </w:r>
     </w:p>
     <w:p>
@@ -7539,7 +7580,33 @@
         <w:rPr>
           <w:rFonts w:ascii="Times New Roman" w:cs="Times New Roman" w:eastAsia="SimSun" w:hAnsi="Times New Roman"/>
         </w:rPr>
-        <w:t xml:space="preserve">本身亦由亚临界终态外推独立测得，与 (10) 的解析值相容。</w:t>
+        <w:t xml:space="preserve">的标准化偏差均不超过 </w:t>
+      </w:r>
+      <w:r>
+        <w:rPr>
+          <w:rFonts w:ascii="Cambria Math" w:eastAsia="SimSun" w:hAnsi="Cambria Math"/>
+          <w:i w:val="false"/>
+          <w:iCs w:val="false"/>
+        </w:rPr>
+        <w:t xml:space="preserve">2.5σ</w:t>
+      </w:r>
+      <w:r>
+        <w:rPr>
+          <w:rFonts w:ascii="Times New Roman" w:cs="Times New Roman" w:eastAsia="SimSun" w:hAnsi="Times New Roman"/>
+        </w:rPr>
+        <w:t xml:space="preserve">、与无系统偏差相容；阈值本身亦由亚临界终态外推独立</w:t>
+      </w:r>
+    </w:p>
+    <w:p>
+      <w:pPr>
+        <w:spacing w:after="120" w:before="120" w:line="320" w:lineRule="auto"/>
+        <w:jc w:val="both"/>
+      </w:pPr>
+      <w:r>
+        <w:rPr>
+          <w:rFonts w:ascii="Times New Roman" w:cs="Times New Roman" w:eastAsia="SimSun" w:hAnsi="Times New Roman"/>
+        </w:rPr>
+        <w:t xml:space="preserve">测得，与 (10) 的解析值相容。</w:t>
       </w:r>
     </w:p>
     <w:sectPr>

--- a/drafts/sir-multiplex-hypergraphs/fig1_report.docx
+++ b/drafts/sir-multiplex-hypergraphs/fig1_report.docx
@@ -1736,7 +1736,47 @@
         <w:rPr>
           <w:rFonts w:ascii="Times New Roman" w:cs="Times New Roman" w:eastAsia="SimSun" w:hAnsi="Times New Roman"/>
         </w:rPr>
-        <w:t xml:space="preserve">。与有向超图不同，无向</w:t>
+        <w:t xml:space="preserve">。初始时刻每个节点独立地</w:t>
+      </w:r>
+    </w:p>
+    <w:p>
+      <w:pPr>
+        <w:spacing w:after="120" w:before="120" w:line="320" w:lineRule="auto"/>
+        <w:jc w:val="both"/>
+      </w:pPr>
+      <w:r>
+        <w:rPr>
+          <w:rFonts w:ascii="Times New Roman" w:cs="Times New Roman" w:eastAsia="SimSun" w:hAnsi="Times New Roman"/>
+        </w:rPr>
+        <w:t xml:space="preserve">以概率 </w:t>
+      </w:r>
+      <w:r>
+        <w:rPr>
+          <w:rFonts w:ascii="Cambria Math" w:eastAsia="SimSun" w:hAnsi="Cambria Math"/>
+          <w:i w:val="false"/>
+          <w:iCs w:val="false"/>
+        </w:rPr>
+        <w:t xml:space="preserve">ε</w:t>
+      </w:r>
+      <w:r>
+        <w:rPr>
+          <w:rFonts w:ascii="Times New Roman" w:cs="Times New Roman" w:eastAsia="SimSun" w:hAnsi="Times New Roman"/>
+        </w:rPr>
+        <w:t xml:space="preserve"> 处于感染态、其余易感，</w:t>
+      </w:r>
+      <w:r>
+        <w:rPr>
+          <w:rFonts w:ascii="Cambria Math" w:eastAsia="SimSun" w:hAnsi="Cambria Math"/>
+          <w:i w:val="false"/>
+          <w:iCs w:val="false"/>
+        </w:rPr>
+        <w:t xml:space="preserve">ε</w:t>
+      </w:r>
+      <w:r>
+        <w:rPr>
+          <w:rFonts w:ascii="Times New Roman" w:cs="Times New Roman" w:eastAsia="SimSun" w:hAnsi="Times New Roman"/>
+        </w:rPr>
+        <w:t xml:space="preserve"> 即均匀初始感染比例。与有向超图不同，无向</w:t>
       </w:r>
     </w:p>
     <w:p>
@@ -4446,49 +4486,13 @@
           <w:i w:val="false"/>
           <w:iCs w:val="false"/>
         </w:rPr>
-        <w:t xml:space="preserve">+1, 2)+2</w:t>
-      </w:r>
-      <w:r>
-        <w:rPr>
-          <w:rFonts w:ascii="Times New Roman" w:cs="Times New Roman" w:eastAsia="SimSun" w:hAnsi="Times New Roman"/>
-        </w:rPr>
-        <w:t xml:space="preserve"> 维，与系统规模 </w:t>
-      </w:r>
-      <w:r>
-        <w:rPr>
-          <w:rFonts w:ascii="Cambria Math" w:eastAsia="SimSun" w:hAnsi="Cambria Math"/>
-          <w:i/>
-          <w:iCs/>
-        </w:rPr>
-        <w:t xml:space="preserve">N</w:t>
-      </w:r>
-      <w:r>
-        <w:rPr>
-          <w:rFonts w:ascii="Times New Roman" w:cs="Times New Roman" w:eastAsia="SimSun" w:hAnsi="Times New Roman"/>
-        </w:rPr>
-        <w:t xml:space="preserve"> 无关；</w:t>
-      </w:r>
-      <w:r>
-        <w:rPr>
-          <w:rFonts w:ascii="Cambria Math" w:eastAsia="SimSun" w:hAnsi="Cambria Math"/>
-          <w:i/>
-          <w:iCs/>
-        </w:rPr>
-        <w:t xml:space="preserve">M</w:t>
-      </w:r>
-      <w:r>
-        <w:rPr>
-          <w:rFonts w:ascii="Cambria Math" w:eastAsia="SimSun" w:hAnsi="Cambria Math"/>
-          <w:i w:val="false"/>
-          <w:iCs w:val="false"/>
-        </w:rPr>
-        <w:t xml:space="preserve">=2</w:t>
-      </w:r>
-      <w:r>
-        <w:rPr>
-          <w:rFonts w:ascii="Times New Roman" w:cs="Times New Roman" w:eastAsia="SimSun" w:hAnsi="Times New Roman"/>
-        </w:rPr>
-        <w:t xml:space="preserve">、</w:t>
+        <w:t xml:space="preserve">+1, 2)+1</w:t>
+      </w:r>
+      <w:r>
+        <w:rPr>
+          <w:rFonts w:ascii="Times New Roman" w:cs="Times New Roman" w:eastAsia="SimSun" w:hAnsi="Times New Roman"/>
+        </w:rPr>
+        <w:t xml:space="preserve"> 维（各层的群体计数加上节点侧的单个</w:t>
       </w:r>
     </w:p>
     <w:p>
@@ -4498,6 +4502,128 @@
       </w:pPr>
       <w:r>
         <w:rPr>
+          <w:rFonts w:ascii="Times New Roman" w:cs="Times New Roman" w:eastAsia="SimSun" w:hAnsi="Times New Roman"/>
+        </w:rPr>
+        <w:t xml:space="preserve">独立标量 </w:t>
+      </w:r>
+      <w:r>
+        <w:rPr>
+          <w:rFonts w:ascii="Cambria Math" w:eastAsia="SimSun" w:hAnsi="Cambria Math"/>
+          <w:i/>
+          <w:iCs/>
+        </w:rPr>
+        <w:t xml:space="preserve">R</w:t>
+      </w:r>
+      <w:r>
+        <w:rPr>
+          <w:rFonts w:ascii="Times New Roman" w:cs="Times New Roman" w:eastAsia="SimSun" w:hAnsi="Times New Roman"/>
+        </w:rPr>
+        <w:t xml:space="preserve">，其中 </w:t>
+      </w:r>
+      <w:r>
+        <w:rPr>
+          <w:rFonts w:ascii="Cambria Math" w:eastAsia="SimSun" w:hAnsi="Cambria Math"/>
+          <w:i/>
+          <w:iCs/>
+        </w:rPr>
+        <w:t xml:space="preserve">S</w:t>
+      </w:r>
+      <w:r>
+        <w:rPr>
+          <w:rFonts w:ascii="Times New Roman" w:cs="Times New Roman" w:eastAsia="SimSun" w:hAnsi="Times New Roman"/>
+        </w:rPr>
+        <w:t xml:space="preserve"> 由 (5) 决定、</w:t>
+      </w:r>
+      <w:r>
+        <w:rPr>
+          <w:rFonts w:ascii="Cambria Math" w:eastAsia="SimSun" w:hAnsi="Cambria Math"/>
+          <w:i/>
+          <w:iCs/>
+        </w:rPr>
+        <w:t xml:space="preserve">I</w:t>
+      </w:r>
+      <w:r>
+        <w:rPr>
+          <w:rFonts w:ascii="Cambria Math" w:eastAsia="SimSun" w:hAnsi="Cambria Math"/>
+          <w:i w:val="false"/>
+          <w:iCs w:val="false"/>
+        </w:rPr>
+        <w:t xml:space="preserve">=1-</w:t>
+      </w:r>
+      <w:r>
+        <w:rPr>
+          <w:rFonts w:ascii="Cambria Math" w:eastAsia="SimSun" w:hAnsi="Cambria Math"/>
+          <w:i/>
+          <w:iCs/>
+        </w:rPr>
+        <w:t xml:space="preserve">S</w:t>
+      </w:r>
+      <w:r>
+        <w:rPr>
+          <w:rFonts w:ascii="Cambria Math" w:eastAsia="SimSun" w:hAnsi="Cambria Math"/>
+          <w:i w:val="false"/>
+          <w:iCs w:val="false"/>
+        </w:rPr>
+        <w:t xml:space="preserve">-</w:t>
+      </w:r>
+      <w:r>
+        <w:rPr>
+          <w:rFonts w:ascii="Cambria Math" w:eastAsia="SimSun" w:hAnsi="Cambria Math"/>
+          <w:i/>
+          <w:iCs/>
+        </w:rPr>
+        <w:t xml:space="preserve">R</w:t>
+      </w:r>
+      <w:r>
+        <w:rPr>
+          <w:rFonts w:ascii="Times New Roman" w:cs="Times New Roman" w:eastAsia="SimSun" w:hAnsi="Times New Roman"/>
+        </w:rPr>
+        <w:t xml:space="preserve"> 导出），与系统规模 </w:t>
+      </w:r>
+      <w:r>
+        <w:rPr>
+          <w:rFonts w:ascii="Cambria Math" w:eastAsia="SimSun" w:hAnsi="Cambria Math"/>
+          <w:i/>
+          <w:iCs/>
+        </w:rPr>
+        <w:t xml:space="preserve">N</w:t>
+      </w:r>
+      <w:r>
+        <w:rPr>
+          <w:rFonts w:ascii="Times New Roman" w:cs="Times New Roman" w:eastAsia="SimSun" w:hAnsi="Times New Roman"/>
+        </w:rPr>
+        <w:t xml:space="preserve"> 无关；</w:t>
+      </w:r>
+    </w:p>
+    <w:p>
+      <w:pPr>
+        <w:spacing w:after="120" w:before="120" w:line="320" w:lineRule="auto"/>
+        <w:jc w:val="both"/>
+      </w:pPr>
+      <w:r>
+        <w:rPr>
+          <w:rFonts w:ascii="Cambria Math" w:eastAsia="SimSun" w:hAnsi="Cambria Math"/>
+          <w:i/>
+          <w:iCs/>
+        </w:rPr>
+        <w:t xml:space="preserve">M</w:t>
+      </w:r>
+      <w:r>
+        <w:rPr>
+          <w:rFonts w:ascii="Cambria Math" w:eastAsia="SimSun" w:hAnsi="Cambria Math"/>
+          <w:i w:val="false"/>
+          <w:iCs w:val="false"/>
+        </w:rPr>
+        <w:t xml:space="preserve">=2</w:t>
+      </w:r>
+      <w:r>
+        <w:rPr>
+          <w:rFonts w:ascii="Times New Roman" w:cs="Times New Roman" w:eastAsia="SimSun" w:hAnsi="Times New Roman"/>
+        </w:rPr>
+        <w:t xml:space="preserve">、</w:t>
+      </w:r>
+      <w:r>
+        <w:rPr>
           <w:rFonts w:ascii="Cambria Math" w:eastAsia="SimSun" w:hAnsi="Cambria Math"/>
           <w:i/>
           <w:iCs/>
@@ -4516,7 +4642,21 @@
         <w:rPr>
           <w:rFonts w:ascii="Times New Roman" w:cs="Times New Roman" w:eastAsia="SimSun" w:hAnsi="Times New Roman"/>
         </w:rPr>
-        <w:t xml:space="preserve"> 时为 18 个方程，积分一次即给出完整的 </w:t>
+        <w:t xml:space="preserve"> 时为 </w:t>
+      </w:r>
+      <w:r>
+        <w:rPr>
+          <w:rFonts w:ascii="Cambria Math" w:eastAsia="SimSun" w:hAnsi="Cambria Math"/>
+          <w:i w:val="false"/>
+          <w:iCs w:val="false"/>
+        </w:rPr>
+        <w:t xml:space="preserve">16+1=17</w:t>
+      </w:r>
+      <w:r>
+        <w:rPr>
+          <w:rFonts w:ascii="Times New Roman" w:cs="Times New Roman" w:eastAsia="SimSun" w:hAnsi="Times New Roman"/>
+        </w:rPr>
+        <w:t xml:space="preserve"> 个方程，积分一次即给出完整的 </w:t>
       </w:r>
       <w:r>
         <w:rPr>
@@ -4626,11 +4766,17 @@
         </w:rPr>
         <w:t xml:space="preserve">)</w:t>
       </w:r>
-      <w:r>
-        <w:rPr>
-          <w:rFonts w:ascii="Times New Roman" w:cs="Times New Roman" w:eastAsia="SimSun" w:hAnsi="Times New Roman"/>
-        </w:rPr>
-        <w:t xml:space="preserve"> 与终态规模。</w:t>
+    </w:p>
+    <w:p>
+      <w:pPr>
+        <w:spacing w:after="120" w:before="120" w:line="320" w:lineRule="auto"/>
+        <w:jc w:val="both"/>
+      </w:pPr>
+      <w:r>
+        <w:rPr>
+          <w:rFonts w:ascii="Times New Roman" w:cs="Times New Roman" w:eastAsia="SimSun" w:hAnsi="Times New Roman"/>
+        </w:rPr>
+        <w:t xml:space="preserve">与终态规模。</w:t>
       </w:r>
     </w:p>
     <w:p>
